--- a/zht/docx/222.content.docx
+++ b/zht/docx/222.content.docx
@@ -427,18 +427,12 @@
           <w:lang w:val="zh_TW" w:bidi="zh_TW"/>
         </w:rPr>
       </w:r>
-      <w:hyperlink r:id="rId13">
-        <w:r>
-          <w:rPr>
-            <w:lang w:val="zh_TW" w:bidi="zh_TW"/>
-          </w:rPr>
-          <w:rPr>
-            <w:color w:val="0000EE"/>
-            <w:u w:val="single"/>
-          </w:rPr>
-          <w:t>彼得後書3:10</w:t>
-        </w:r>
-      </w:hyperlink>
+      <w:r>
+        <w:rPr>
+          <w:lang w:val="zh_TW" w:bidi="zh_TW"/>
+        </w:rPr>
+        <w:t>彼得後書3:10</w:t>
+      </w:r>
     </w:p>
     <w:p>
       <w:pPr>
@@ -451,18 +445,12 @@
           <w:lang w:val="zh_TW" w:bidi="zh_TW"/>
         </w:rPr>
       </w:r>
-      <w:hyperlink r:id="rId14">
-        <w:r>
-          <w:rPr>
-            <w:lang w:val="zh_TW" w:bidi="zh_TW"/>
-          </w:rPr>
-          <w:rPr>
-            <w:color w:val="0000EE"/>
-            <w:u w:val="single"/>
-          </w:rPr>
-          <w:t>路加福音12:33</w:t>
-        </w:r>
-      </w:hyperlink>
+      <w:r>
+        <w:rPr>
+          <w:lang w:val="zh_TW" w:bidi="zh_TW"/>
+        </w:rPr>
+        <w:t>路加福音12:33</w:t>
+      </w:r>
     </w:p>
     <w:p>
       <w:pPr>
@@ -475,18 +463,12 @@
           <w:lang w:val="zh_TW" w:bidi="zh_TW"/>
         </w:rPr>
       </w:r>
-      <w:hyperlink r:id="rId15">
-        <w:r>
-          <w:rPr>
-            <w:lang w:val="zh_TW" w:bidi="zh_TW"/>
-          </w:rPr>
-          <w:rPr>
-            <w:color w:val="0000EE"/>
-            <w:u w:val="single"/>
-          </w:rPr>
-          <w:t>馬可福音14:48</w:t>
-        </w:r>
-      </w:hyperlink>
+      <w:r>
+        <w:rPr>
+          <w:lang w:val="zh_TW" w:bidi="zh_TW"/>
+        </w:rPr>
+        <w:t>馬可福音14:48</w:t>
+      </w:r>
     </w:p>
     <w:p>
       <w:pPr>
@@ -499,18 +481,12 @@
           <w:lang w:val="zh_TW" w:bidi="zh_TW"/>
         </w:rPr>
       </w:r>
-      <w:hyperlink r:id="rId16">
-        <w:r>
-          <w:rPr>
-            <w:lang w:val="zh_TW" w:bidi="zh_TW"/>
-          </w:rPr>
-          <w:rPr>
-            <w:color w:val="0000EE"/>
-            <w:u w:val="single"/>
-          </w:rPr>
-          <w:t>箴言6:30</w:t>
-        </w:r>
-      </w:hyperlink>
+      <w:r>
+        <w:rPr>
+          <w:lang w:val="zh_TW" w:bidi="zh_TW"/>
+        </w:rPr>
+        <w:t>箴言6:30</w:t>
+      </w:r>
     </w:p>
     <w:p>
       <w:pPr>
@@ -523,18 +499,12 @@
           <w:lang w:val="zh_TW" w:bidi="zh_TW"/>
         </w:rPr>
       </w:r>
-      <w:hyperlink r:id="rId17">
-        <w:r>
-          <w:rPr>
-            <w:lang w:val="zh_TW" w:bidi="zh_TW"/>
-          </w:rPr>
-          <w:rPr>
-            <w:color w:val="0000EE"/>
-            <w:u w:val="single"/>
-          </w:rPr>
-          <w:t>啟示錄3:3</w:t>
-        </w:r>
-      </w:hyperlink>
+      <w:r>
+        <w:rPr>
+          <w:lang w:val="zh_TW" w:bidi="zh_TW"/>
+        </w:rPr>
+        <w:t>啟示錄3:3</w:t>
+      </w:r>
     </w:p>
     <w:p>
       <w:pPr>

--- a/zht/docx/222.content.docx
+++ b/zht/docx/222.content.docx
@@ -318,19 +318,7 @@
         <w:rPr>
           <w:lang w:val="zh_TW" w:bidi="zh_TW"/>
         </w:rPr>
-        <w:t>、</w:t>
-      </w:r>
-      <w:r>
-        <w:rPr>
-          <w:lang w:val="zh_TW" w:bidi="zh_TW"/>
-        </w:rPr>
-        <w:t>罪行</w:t>
-      </w:r>
-      <w:r>
-        <w:rPr>
-          <w:lang w:val="zh_TW" w:bidi="zh_TW"/>
-        </w:rPr>
-        <w:t>、</w:t>
+        <w:t>、罪行、</w:t>
       </w:r>
       <w:r>
         <w:rPr>
@@ -342,19 +330,7 @@
         <w:rPr>
           <w:lang w:val="zh_TW" w:bidi="zh_TW"/>
         </w:rPr>
-        <w:t>、</w:t>
-      </w:r>
-      <w:r>
-        <w:rPr>
-          <w:lang w:val="zh_TW" w:bidi="zh_TW"/>
-        </w:rPr>
-        <w:t>黑暗</w:t>
-      </w:r>
-      <w:r>
-        <w:rPr>
-          <w:lang w:val="zh_TW" w:bidi="zh_TW"/>
-        </w:rPr>
-        <w:t>、</w:t>
+        <w:t>、黑暗、</w:t>
       </w:r>
       <w:r>
         <w:rPr>
@@ -366,19 +342,7 @@
         <w:rPr>
           <w:lang w:val="zh_TW" w:bidi="zh_TW"/>
         </w:rPr>
-        <w:t>、</w:t>
-      </w:r>
-      <w:r>
-        <w:rPr>
-          <w:lang w:val="zh_TW" w:bidi="zh_TW"/>
-        </w:rPr>
-        <w:t>權柄</w:t>
-      </w:r>
-      <w:r>
-        <w:rPr>
-          <w:lang w:val="zh_TW" w:bidi="zh_TW"/>
-        </w:rPr>
-        <w:t>、</w:t>
+        <w:t>、權柄、</w:t>
       </w:r>
       <w:r>
         <w:rPr>
